--- a/策划案/Java/爱购/历史订单-数据迁移.docx
+++ b/策划案/Java/爱购/历史订单-数据迁移.docx
@@ -3694,16 +3694,7 @@
                 <w:color w:val="000000"/>
                 <w:sz w:val="21"/>
               </w:rPr>
-              <w:t>数据，一</w:t>
-            </w:r>
-            <w:r>
-              <w:rPr>
-                <w:rFonts w:cs="方正仿宋_GB2312" w:hint="eastAsia"/>
-                <w:color w:val="000000"/>
-                <w:sz w:val="21"/>
-              </w:rPr>
-              <w:lastRenderedPageBreak/>
-              <w:t>定程度上降低数据库消耗。同一个</w:t>
+              <w:t>数据，一定程度上降低数据库消耗。同一个</w:t>
             </w:r>
             <w:r>
               <w:rPr>
@@ -3743,7 +3734,6 @@
                 <w:color w:val="000000"/>
                 <w:sz w:val="21"/>
               </w:rPr>
-              <w:lastRenderedPageBreak/>
               <w:t>迁移中断</w:t>
             </w:r>
           </w:p>
@@ -3858,6 +3848,7 @@
                 <w:color w:val="000000"/>
                 <w:sz w:val="21"/>
               </w:rPr>
+              <w:lastRenderedPageBreak/>
               <w:t xml:space="preserve">detail_json </w:t>
             </w:r>
             <w:r>
@@ -4462,7 +4453,6 @@
         <w:rPr>
           <w:rFonts w:hint="eastAsia"/>
         </w:rPr>
-        <w:lastRenderedPageBreak/>
         <w:t>click-house</w:t>
       </w:r>
       <w:r>
@@ -4849,6 +4839,7 @@
                 <w:color w:val="000000"/>
                 <w:sz w:val="20"/>
               </w:rPr>
+              <w:lastRenderedPageBreak/>
               <w:t>ngorder_pro_info</w:t>
             </w:r>
           </w:p>
@@ -6068,7 +6059,6 @@
           <w:sz w:val="18"/>
           <w:szCs w:val="15"/>
         </w:rPr>
-        <w:lastRenderedPageBreak/>
         <w:t>CREATE TABLE order_history_wide (</w:t>
       </w:r>
       <w:r>
@@ -6141,7 +6131,6 @@
           <w:szCs w:val="15"/>
         </w:rPr>
         <w:br/>
-        <w:t xml:space="preserve">  product_code    String,</w:t>
       </w:r>
       <w:r>
         <w:rPr>
@@ -6149,8 +6138,8 @@
           <w:sz w:val="18"/>
           <w:szCs w:val="15"/>
         </w:rPr>
-        <w:br/>
-        <w:t xml:space="preserve">  product_name    String,</w:t>
+        <w:lastRenderedPageBreak/>
+        <w:t xml:space="preserve">  product_code    String,</w:t>
       </w:r>
       <w:r>
         <w:rPr>
@@ -6159,7 +6148,7 @@
           <w:szCs w:val="15"/>
         </w:rPr>
         <w:br/>
-        <w:t xml:space="preserve">  amount          Decimal(18,2),</w:t>
+        <w:t xml:space="preserve">  product_name    String,</w:t>
       </w:r>
       <w:r>
         <w:rPr>
@@ -6168,7 +6157,7 @@
           <w:szCs w:val="15"/>
         </w:rPr>
         <w:br/>
-        <w:t xml:space="preserve">  create_time     DateTime,</w:t>
+        <w:t xml:space="preserve">  amount          Decimal(18,2),</w:t>
       </w:r>
       <w:r>
         <w:rPr>
@@ -6177,7 +6166,7 @@
           <w:szCs w:val="15"/>
         </w:rPr>
         <w:br/>
-        <w:t xml:space="preserve">  pay_time        DateTime,</w:t>
+        <w:t xml:space="preserve">  create_time     DateTime,</w:t>
       </w:r>
       <w:r>
         <w:rPr>
@@ -6186,7 +6175,7 @@
           <w:szCs w:val="15"/>
         </w:rPr>
         <w:br/>
-        <w:t xml:space="preserve">  finish_time     DateTime,</w:t>
+        <w:t xml:space="preserve">  pay_time        DateTime,</w:t>
       </w:r>
       <w:r>
         <w:rPr>
@@ -6195,7 +6184,7 @@
           <w:szCs w:val="15"/>
         </w:rPr>
         <w:br/>
-        <w:t xml:space="preserve">  fulfill_status  String,</w:t>
+        <w:t xml:space="preserve">  finish_time     DateTime,</w:t>
       </w:r>
       <w:r>
         <w:rPr>
@@ -6204,7 +6193,7 @@
           <w:szCs w:val="15"/>
         </w:rPr>
         <w:br/>
-        <w:t xml:space="preserve">  product_status  String,</w:t>
+        <w:t xml:space="preserve">  fulfill_status  String,</w:t>
       </w:r>
       <w:r>
         <w:rPr>
@@ -6213,7 +6202,7 @@
           <w:szCs w:val="15"/>
         </w:rPr>
         <w:br/>
-        <w:t xml:space="preserve">  category_code   String,</w:t>
+        <w:t xml:space="preserve">  product_status  String,</w:t>
       </w:r>
       <w:r>
         <w:rPr>
@@ -6222,7 +6211,7 @@
           <w:szCs w:val="15"/>
         </w:rPr>
         <w:br/>
-        <w:t xml:space="preserve">  delete_yn       String,</w:t>
+        <w:t xml:space="preserve">  category_code   String,</w:t>
       </w:r>
       <w:r>
         <w:rPr>
@@ -6231,7 +6220,7 @@
           <w:szCs w:val="15"/>
         </w:rPr>
         <w:br/>
-        <w:t xml:space="preserve">  -- 订单详情 JSON (18张表全量数据)</w:t>
+        <w:t xml:space="preserve">  delete_yn       String,</w:t>
       </w:r>
       <w:r>
         <w:rPr>
@@ -6240,7 +6229,7 @@
           <w:szCs w:val="15"/>
         </w:rPr>
         <w:br/>
-        <w:t xml:space="preserve">  detail_json     String</w:t>
+        <w:t xml:space="preserve">  -- 订单详情 JSON (18张表全量数据)</w:t>
       </w:r>
       <w:r>
         <w:rPr>
@@ -6249,7 +6238,7 @@
           <w:szCs w:val="15"/>
         </w:rPr>
         <w:br/>
-        <w:t>) ENGINE = ReplacingMergeTree()</w:t>
+        <w:t xml:space="preserve">  detail_json     String</w:t>
       </w:r>
       <w:r>
         <w:rPr>
@@ -6258,7 +6247,7 @@
           <w:szCs w:val="15"/>
         </w:rPr>
         <w:br/>
-        <w:t>PARTITION BY toYYYYMM(create_time)</w:t>
+        <w:t>) ENGINE = ReplacingMergeTree()</w:t>
       </w:r>
       <w:r>
         <w:rPr>
@@ -6267,6 +6256,15 @@
           <w:szCs w:val="15"/>
         </w:rPr>
         <w:br/>
+        <w:t>PARTITION BY toYYYYMM(create_time)</w:t>
+      </w:r>
+      <w:r>
+        <w:rPr>
+          <w:rFonts w:ascii="微软雅黑" w:eastAsia="微软雅黑" w:hAnsi="微软雅黑" w:cs="微软雅黑" w:hint="eastAsia"/>
+          <w:sz w:val="18"/>
+          <w:szCs w:val="15"/>
+        </w:rPr>
+        <w:br/>
         <w:t>ORDER BY primary_id;</w:t>
       </w:r>
     </w:p>
@@ -6408,7 +6406,6 @@
         <w:rPr>
           <w:rFonts w:hint="eastAsia"/>
         </w:rPr>
-        <w:lastRenderedPageBreak/>
         <w:t>后续再开发对应的降级查询逻辑。</w:t>
       </w:r>
     </w:p>
@@ -6699,6 +6696,7 @@
                 <w:color w:val="000000"/>
                 <w:sz w:val="20"/>
               </w:rPr>
+              <w:lastRenderedPageBreak/>
               <w:t>CkQueryAdapter.listQuery(queryCond)</w:t>
             </w:r>
           </w:p>
@@ -7210,7 +7208,6 @@
         <w:rPr>
           <w:rFonts w:hint="eastAsia"/>
         </w:rPr>
-        <w:lastRenderedPageBreak/>
         <w:t>后续再仔细设计数据降级的方案。</w:t>
       </w:r>
     </w:p>
@@ -7233,6 +7230,7 @@
           <w:sz w:val="44"/>
           <w:szCs w:val="44"/>
         </w:rPr>
+        <w:lastRenderedPageBreak/>
         <w:t>数据迁移详细技术方案</w:t>
       </w:r>
     </w:p>
@@ -7509,7 +7507,6 @@
         <w:rPr>
           <w:rFonts w:hint="eastAsia"/>
         </w:rPr>
-        <w:lastRenderedPageBreak/>
         <w:t>一个</w:t>
       </w:r>
       <w:r>
@@ -7553,6 +7550,7 @@
           <w:sz w:val="44"/>
           <w:szCs w:val="44"/>
         </w:rPr>
+        <w:lastRenderedPageBreak/>
         <w:t>5.1.2 手动迁移触发方案概述</w:t>
       </w:r>
     </w:p>
@@ -8323,7 +8321,6 @@
               <w:rPr>
                 <w:rFonts w:hint="eastAsia"/>
               </w:rPr>
-              <w:lastRenderedPageBreak/>
               <w:t>last_mgr_table_id</w:t>
             </w:r>
           </w:p>
@@ -8452,6 +8449,7 @@
           <w:sz w:val="44"/>
           <w:szCs w:val="44"/>
         </w:rPr>
+        <w:lastRenderedPageBreak/>
         <w:t xml:space="preserve">5.2.2 </w:t>
       </w:r>
       <w:r>
@@ -9312,7 +9310,6 @@
                 <w:color w:val="000000"/>
                 <w:szCs w:val="36"/>
               </w:rPr>
-              <w:lastRenderedPageBreak/>
               <w:t>字段</w:t>
             </w:r>
           </w:p>
@@ -9517,6 +9514,7 @@
               <w:rPr>
                 <w:rFonts w:hint="eastAsia"/>
               </w:rPr>
+              <w:lastRenderedPageBreak/>
               <w:t>tb_name</w:t>
             </w:r>
           </w:p>
@@ -10385,7 +10383,6 @@
           <w:sz w:val="44"/>
           <w:szCs w:val="44"/>
         </w:rPr>
-        <w:lastRenderedPageBreak/>
         <w:t>5.2.4 错误订单数据记录表</w:t>
       </w:r>
     </w:p>
@@ -10571,6 +10568,7 @@
               <w:rPr>
                 <w:rFonts w:hint="eastAsia"/>
               </w:rPr>
+              <w:lastRenderedPageBreak/>
               <w:t>db_name</w:t>
             </w:r>
           </w:p>
@@ -11255,9 +11253,16 @@
                 <w:color w:val="000000"/>
                 <w:szCs w:val="36"/>
               </w:rPr>
-              <w:t>描</w:t>
-            </w:r>
-            <w:r>
+              <w:t>描述</w:t>
+            </w:r>
+          </w:p>
+        </w:tc>
+        <w:tc>
+          <w:tcPr>
+            <w:tcW w:w="840" w:type="dxa"/>
+          </w:tcPr>
+          <w:p>
+            <w:pPr>
               <w:rPr>
                 <w:rFonts w:cs="方正仿宋_GB2312" w:hint="eastAsia"/>
                 <w:b/>
@@ -11265,17 +11270,8 @@
                 <w:color w:val="000000"/>
                 <w:szCs w:val="36"/>
               </w:rPr>
-              <w:lastRenderedPageBreak/>
-              <w:t>述</w:t>
-            </w:r>
-          </w:p>
-        </w:tc>
-        <w:tc>
-          <w:tcPr>
-            <w:tcW w:w="840" w:type="dxa"/>
-          </w:tcPr>
-          <w:p>
-            <w:pPr>
+            </w:pPr>
+            <w:r>
               <w:rPr>
                 <w:rFonts w:cs="方正仿宋_GB2312" w:hint="eastAsia"/>
                 <w:b/>
@@ -11283,8 +11279,16 @@
                 <w:color w:val="000000"/>
                 <w:szCs w:val="36"/>
               </w:rPr>
-            </w:pPr>
-            <w:r>
+              <w:t>类型</w:t>
+            </w:r>
+          </w:p>
+        </w:tc>
+        <w:tc>
+          <w:tcPr>
+            <w:tcW w:w="1224" w:type="dxa"/>
+          </w:tcPr>
+          <w:p>
+            <w:pPr>
               <w:rPr>
                 <w:rFonts w:cs="方正仿宋_GB2312" w:hint="eastAsia"/>
                 <w:b/>
@@ -11292,17 +11296,8 @@
                 <w:color w:val="000000"/>
                 <w:szCs w:val="36"/>
               </w:rPr>
-              <w:lastRenderedPageBreak/>
-              <w:t>类型</w:t>
-            </w:r>
-          </w:p>
-        </w:tc>
-        <w:tc>
-          <w:tcPr>
-            <w:tcW w:w="1224" w:type="dxa"/>
-          </w:tcPr>
-          <w:p>
-            <w:pPr>
+            </w:pPr>
+            <w:r>
               <w:rPr>
                 <w:rFonts w:cs="方正仿宋_GB2312" w:hint="eastAsia"/>
                 <w:b/>
@@ -11310,15 +11305,6 @@
                 <w:color w:val="000000"/>
                 <w:szCs w:val="36"/>
               </w:rPr>
-            </w:pPr>
-            <w:r>
-              <w:rPr>
-                <w:rFonts w:cs="方正仿宋_GB2312" w:hint="eastAsia"/>
-                <w:b/>
-                <w:bCs/>
-                <w:color w:val="000000"/>
-                <w:szCs w:val="36"/>
-              </w:rPr>
               <w:t>默认值</w:t>
             </w:r>
           </w:p>
@@ -11437,6 +11423,7 @@
               <w:rPr>
                 <w:rFonts w:hint="eastAsia"/>
               </w:rPr>
+              <w:lastRenderedPageBreak/>
               <w:t>AUTO_</w:t>
             </w:r>
             <w:r>
@@ -12289,14 +12276,7 @@
               <w:rPr>
                 <w:rFonts w:hint="eastAsia"/>
               </w:rPr>
-              <w:t>游标第几</w:t>
-            </w:r>
-            <w:r>
-              <w:rPr>
-                <w:rFonts w:hint="eastAsia"/>
-              </w:rPr>
-              <w:lastRenderedPageBreak/>
-              <w:t>个批次</w:t>
+              <w:t>游标第几个批次</w:t>
             </w:r>
           </w:p>
         </w:tc>
@@ -12314,7 +12294,6 @@
               <w:rPr>
                 <w:rFonts w:hint="eastAsia"/>
               </w:rPr>
-              <w:lastRenderedPageBreak/>
               <w:t>变量</w:t>
             </w:r>
           </w:p>
@@ -12810,147 +12789,196 @@
       <w:pPr>
         <w:pStyle w:val="1"/>
         <w:rPr>
+          <w:rFonts w:ascii="黑体" w:eastAsia="黑体" w:hAnsi="黑体"/>
+          <w:sz w:val="44"/>
+          <w:szCs w:val="44"/>
+        </w:rPr>
+      </w:pPr>
+      <w:r>
+        <w:rPr>
           <w:rFonts w:ascii="黑体" w:eastAsia="黑体" w:hAnsi="黑体" w:hint="eastAsia"/>
           <w:sz w:val="44"/>
           <w:szCs w:val="44"/>
         </w:rPr>
-      </w:pPr>
+        <w:t>六</w:t>
+      </w:r>
       <w:r>
         <w:rPr>
           <w:rFonts w:ascii="黑体" w:eastAsia="黑体" w:hAnsi="黑体" w:hint="eastAsia"/>
           <w:sz w:val="44"/>
           <w:szCs w:val="44"/>
         </w:rPr>
-        <w:t>五</w:t>
-      </w:r>
+        <w:t>、迁移后维护方案</w:t>
+      </w:r>
+    </w:p>
+    <w:p>
+      <w:pPr>
+        <w:rPr>
+          <w:rFonts w:hint="eastAsia"/>
+        </w:rPr>
+      </w:pPr>
+      <w:r>
+        <w:rPr>
+          <w:rFonts w:hint="eastAsia"/>
+        </w:rPr>
+        <w:t>完成稽核后的分库分表，交给</w:t>
+      </w:r>
+      <w:r>
+        <w:rPr>
+          <w:rFonts w:hint="eastAsia"/>
+        </w:rPr>
+        <w:t>DBA truncate</w:t>
+      </w:r>
+    </w:p>
+    <w:p>
+      <w:pPr>
+        <w:pStyle w:val="1"/>
+        <w:numPr>
+          <w:ilvl w:val="0"/>
+          <w:numId w:val="6"/>
+        </w:numPr>
+        <w:rPr>
+          <w:rFonts w:ascii="黑体" w:eastAsia="黑体" w:hAnsi="黑体"/>
+          <w:sz w:val="44"/>
+          <w:szCs w:val="44"/>
+        </w:rPr>
+      </w:pPr>
       <w:r>
         <w:rPr>
           <w:rFonts w:ascii="黑体" w:eastAsia="黑体" w:hAnsi="黑体" w:hint="eastAsia"/>
           <w:sz w:val="44"/>
           <w:szCs w:val="44"/>
         </w:rPr>
-        <w:t>、迁移后维护方案</w:t>
+        <w:t>迁移后降级方案</w:t>
       </w:r>
     </w:p>
     <w:p>
       <w:pPr>
+        <w:rPr>
+          <w:rFonts w:hint="eastAsia"/>
+        </w:rPr>
+      </w:pPr>
+      <w:r>
+        <w:rPr>
+          <w:rFonts w:hint="eastAsia"/>
+        </w:rPr>
+        <w:t>略</w:t>
+      </w:r>
+    </w:p>
+    <w:p>
+      <w:pPr>
         <w:pStyle w:val="1"/>
+        <w:rPr>
+          <w:rFonts w:ascii="黑体" w:eastAsia="黑体" w:hAnsi="黑体"/>
+          <w:sz w:val="44"/>
+          <w:szCs w:val="44"/>
+        </w:rPr>
+      </w:pPr>
+      <w:r>
         <w:rPr>
           <w:rFonts w:ascii="黑体" w:eastAsia="黑体" w:hAnsi="黑体" w:hint="eastAsia"/>
           <w:sz w:val="44"/>
           <w:szCs w:val="44"/>
         </w:rPr>
-      </w:pPr>
+        <w:t>八、</w:t>
+      </w:r>
       <w:r>
         <w:rPr>
           <w:rFonts w:ascii="黑体" w:eastAsia="黑体" w:hAnsi="黑体" w:hint="eastAsia"/>
           <w:sz w:val="44"/>
           <w:szCs w:val="44"/>
         </w:rPr>
-        <w:t>六、迁移后降级方案</w:t>
+        <w:t>部署方案逻辑</w:t>
       </w:r>
     </w:p>
     <w:p>
       <w:pPr>
+        <w:rPr>
+          <w:rFonts w:hint="eastAsia"/>
+        </w:rPr>
+      </w:pPr>
+      <w:r>
+        <w:rPr>
+          <w:rFonts w:hint="eastAsia"/>
+        </w:rPr>
+        <w:t>略</w:t>
+      </w:r>
+    </w:p>
+    <w:p>
+      <w:pPr>
         <w:pStyle w:val="1"/>
+        <w:rPr>
+          <w:rFonts w:ascii="黑体" w:eastAsia="黑体" w:hAnsi="黑体"/>
+          <w:sz w:val="44"/>
+          <w:szCs w:val="44"/>
+        </w:rPr>
+      </w:pPr>
+      <w:r>
         <w:rPr>
           <w:rFonts w:ascii="黑体" w:eastAsia="黑体" w:hAnsi="黑体" w:hint="eastAsia"/>
           <w:sz w:val="44"/>
           <w:szCs w:val="44"/>
         </w:rPr>
-      </w:pPr>
+        <w:t>九、</w:t>
+      </w:r>
       <w:r>
         <w:rPr>
           <w:rFonts w:ascii="黑体" w:eastAsia="黑体" w:hAnsi="黑体" w:hint="eastAsia"/>
           <w:sz w:val="44"/>
           <w:szCs w:val="44"/>
         </w:rPr>
-        <w:t>七</w:t>
-      </w:r>
+        <w:t>性能要求</w:t>
+      </w:r>
+    </w:p>
+    <w:p>
+      <w:pPr>
+        <w:rPr>
+          <w:rFonts w:hint="eastAsia"/>
+        </w:rPr>
+      </w:pPr>
+      <w:r>
+        <w:rPr>
+          <w:rFonts w:hint="eastAsia"/>
+        </w:rPr>
+        <w:t>先迁移一个库看下速度，而后决定开多少个</w:t>
+      </w:r>
+      <w:r>
+        <w:rPr>
+          <w:rFonts w:hint="eastAsia"/>
+        </w:rPr>
+        <w:t>pod</w:t>
+      </w:r>
+      <w:r>
+        <w:rPr>
+          <w:rFonts w:hint="eastAsia"/>
+        </w:rPr>
+        <w:t>并行执行。</w:t>
+      </w:r>
+    </w:p>
+    <w:p>
+      <w:pPr>
+        <w:pStyle w:val="1"/>
+        <w:rPr>
+          <w:rFonts w:ascii="黑体" w:eastAsia="黑体" w:hAnsi="黑体"/>
+          <w:sz w:val="44"/>
+          <w:szCs w:val="44"/>
+        </w:rPr>
+      </w:pPr>
       <w:r>
         <w:rPr>
           <w:rFonts w:ascii="黑体" w:eastAsia="黑体" w:hAnsi="黑体" w:hint="eastAsia"/>
           <w:sz w:val="44"/>
           <w:szCs w:val="44"/>
         </w:rPr>
-        <w:t>、部署方案逻辑</w:t>
-      </w:r>
-    </w:p>
-    <w:p>
-      <w:pPr>
-        <w:pStyle w:val="1"/>
-        <w:rPr>
-          <w:rFonts w:ascii="黑体" w:eastAsia="黑体" w:hAnsi="黑体"/>
-          <w:sz w:val="44"/>
-          <w:szCs w:val="44"/>
-        </w:rPr>
-      </w:pPr>
+        <w:t>十、</w:t>
+      </w:r>
       <w:r>
         <w:rPr>
           <w:rFonts w:ascii="黑体" w:eastAsia="黑体" w:hAnsi="黑体" w:hint="eastAsia"/>
           <w:sz w:val="44"/>
           <w:szCs w:val="44"/>
         </w:rPr>
-        <w:t>八</w:t>
-      </w:r>
-      <w:r>
-        <w:rPr>
-          <w:rFonts w:ascii="黑体" w:eastAsia="黑体" w:hAnsi="黑体" w:hint="eastAsia"/>
-          <w:sz w:val="44"/>
-          <w:szCs w:val="44"/>
-        </w:rPr>
-        <w:t>、性能要求</w:t>
-      </w:r>
-    </w:p>
-    <w:p>
-      <w:pPr>
-        <w:rPr>
-          <w:rFonts w:hint="eastAsia"/>
-        </w:rPr>
-      </w:pPr>
-      <w:r>
-        <w:rPr>
-          <w:rFonts w:hint="eastAsia"/>
-        </w:rPr>
-        <w:t>先迁移一个库看下速度，而后决定开多少个</w:t>
-      </w:r>
-      <w:r>
-        <w:rPr>
-          <w:rFonts w:hint="eastAsia"/>
-        </w:rPr>
-        <w:t>pod</w:t>
-      </w:r>
-      <w:r>
-        <w:rPr>
-          <w:rFonts w:hint="eastAsia"/>
-        </w:rPr>
-        <w:t>并行执行。</w:t>
-      </w:r>
-    </w:p>
-    <w:p>
-      <w:pPr>
-        <w:pStyle w:val="1"/>
-        <w:rPr>
-          <w:rFonts w:ascii="黑体" w:eastAsia="黑体" w:hAnsi="黑体"/>
-          <w:sz w:val="44"/>
-          <w:szCs w:val="44"/>
-        </w:rPr>
-      </w:pPr>
-      <w:r>
-        <w:rPr>
-          <w:rFonts w:ascii="黑体" w:eastAsia="黑体" w:hAnsi="黑体" w:hint="eastAsia"/>
-          <w:sz w:val="44"/>
-          <w:szCs w:val="44"/>
-        </w:rPr>
-        <w:t>九</w:t>
-      </w:r>
-      <w:r>
-        <w:rPr>
-          <w:rFonts w:ascii="黑体" w:eastAsia="黑体" w:hAnsi="黑体" w:hint="eastAsia"/>
-          <w:sz w:val="44"/>
-          <w:szCs w:val="44"/>
-        </w:rPr>
-        <w:t>、测试建议</w:t>
+        <w:t>测试建议</w:t>
       </w:r>
     </w:p>
     <w:p>
@@ -13313,6 +13341,95 @@
     </w:lvl>
   </w:abstractNum>
   <w:abstractNum w:abstractNumId="4" w15:restartNumberingAfterBreak="0">
+    <w:nsid w:val="62F34DEA"/>
+    <w:multiLevelType w:val="hybridMultilevel"/>
+    <w:tmpl w:val="A3EAE212"/>
+    <w:lvl w:ilvl="0" w:tplc="9FCA812A">
+      <w:start w:val="7"/>
+      <w:numFmt w:val="japaneseCounting"/>
+      <w:lvlText w:val="%1、"/>
+      <w:lvlJc w:val="left"/>
+      <w:pPr>
+        <w:ind w:left="1776" w:hanging="888"/>
+      </w:pPr>
+      <w:rPr>
+        <w:rFonts w:hint="default"/>
+      </w:rPr>
+    </w:lvl>
+    <w:lvl w:ilvl="1" w:tplc="04090019" w:tentative="1">
+      <w:start w:val="1"/>
+      <w:numFmt w:val="lowerLetter"/>
+      <w:lvlText w:val="%2)"/>
+      <w:lvlJc w:val="left"/>
+      <w:pPr>
+        <w:ind w:left="1768" w:hanging="440"/>
+      </w:pPr>
+    </w:lvl>
+    <w:lvl w:ilvl="2" w:tplc="0409001B" w:tentative="1">
+      <w:start w:val="1"/>
+      <w:numFmt w:val="lowerRoman"/>
+      <w:lvlText w:val="%3."/>
+      <w:lvlJc w:val="right"/>
+      <w:pPr>
+        <w:ind w:left="2208" w:hanging="440"/>
+      </w:pPr>
+    </w:lvl>
+    <w:lvl w:ilvl="3" w:tplc="0409000F" w:tentative="1">
+      <w:start w:val="1"/>
+      <w:numFmt w:val="decimal"/>
+      <w:lvlText w:val="%4."/>
+      <w:lvlJc w:val="left"/>
+      <w:pPr>
+        <w:ind w:left="2648" w:hanging="440"/>
+      </w:pPr>
+    </w:lvl>
+    <w:lvl w:ilvl="4" w:tplc="04090019" w:tentative="1">
+      <w:start w:val="1"/>
+      <w:numFmt w:val="lowerLetter"/>
+      <w:lvlText w:val="%5)"/>
+      <w:lvlJc w:val="left"/>
+      <w:pPr>
+        <w:ind w:left="3088" w:hanging="440"/>
+      </w:pPr>
+    </w:lvl>
+    <w:lvl w:ilvl="5" w:tplc="0409001B" w:tentative="1">
+      <w:start w:val="1"/>
+      <w:numFmt w:val="lowerRoman"/>
+      <w:lvlText w:val="%6."/>
+      <w:lvlJc w:val="right"/>
+      <w:pPr>
+        <w:ind w:left="3528" w:hanging="440"/>
+      </w:pPr>
+    </w:lvl>
+    <w:lvl w:ilvl="6" w:tplc="0409000F" w:tentative="1">
+      <w:start w:val="1"/>
+      <w:numFmt w:val="decimal"/>
+      <w:lvlText w:val="%7."/>
+      <w:lvlJc w:val="left"/>
+      <w:pPr>
+        <w:ind w:left="3968" w:hanging="440"/>
+      </w:pPr>
+    </w:lvl>
+    <w:lvl w:ilvl="7" w:tplc="04090019" w:tentative="1">
+      <w:start w:val="1"/>
+      <w:numFmt w:val="lowerLetter"/>
+      <w:lvlText w:val="%8)"/>
+      <w:lvlJc w:val="left"/>
+      <w:pPr>
+        <w:ind w:left="4408" w:hanging="440"/>
+      </w:pPr>
+    </w:lvl>
+    <w:lvl w:ilvl="8" w:tplc="0409001B" w:tentative="1">
+      <w:start w:val="1"/>
+      <w:numFmt w:val="lowerRoman"/>
+      <w:lvlText w:val="%9."/>
+      <w:lvlJc w:val="right"/>
+      <w:pPr>
+        <w:ind w:left="4848" w:hanging="440"/>
+      </w:pPr>
+    </w:lvl>
+  </w:abstractNum>
+  <w:abstractNum w:abstractNumId="5" w15:restartNumberingAfterBreak="0">
     <w:nsid w:val="67296EBD"/>
     <w:multiLevelType w:val="multilevel"/>
     <w:tmpl w:val="2B5828D8"/>
@@ -13429,7 +13546,7 @@
     <w:abstractNumId w:val="1"/>
   </w:num>
   <w:num w:numId="2" w16cid:durableId="692071693">
-    <w:abstractNumId w:val="4"/>
+    <w:abstractNumId w:val="5"/>
   </w:num>
   <w:num w:numId="3" w16cid:durableId="1283533174">
     <w:abstractNumId w:val="3"/>
@@ -13439,6 +13556,9 @@
   </w:num>
   <w:num w:numId="5" w16cid:durableId="109517866">
     <w:abstractNumId w:val="0"/>
+  </w:num>
+  <w:num w:numId="6" w16cid:durableId="197668972">
+    <w:abstractNumId w:val="4"/>
   </w:num>
 </w:numbering>
 </file>
